--- a/zaini_case_audit_output/outputs/word/documents/038_وكالة الجدة عاتقة الى محمد الثعلي ـ في 19-03-1445 ـ تنتهي 19-03-1446.pdf.docx
+++ b/zaini_case_audit_output/outputs/word/documents/038_وكالة الجدة عاتقة الى محمد الثعلي ـ في 19-03-1445 ـ تنتهي 19-03-1446.pdf.docx
@@ -78,7 +78,7 @@
           <w:b w:val="0"/>
           <w:i w:val="0"/>
         </w:rPr>
-        <w:t>األطراف :</w:t>
+        <w:t>: فارطلأا</w:t>
       </w:r>
     </w:p>
     <w:p>
@@ -91,7 +91,7 @@
           <w:b w:val="0"/>
           <w:i w:val="0"/>
         </w:rPr>
-        <w:t>أصالة عن نفسه ١ مو ل عاتقه محمدي محمدع ا رازي سعودية ل مد ي ١٠٠٧٠٥٦٨٤٧ أصالة عن نفسه #\ الطرف االسم ا سية نوع ال و ة رقم ال و ة الصفة</w:t>
+        <w:t>ةفصلا ة و لا مقر ة و لا عون ةيس ا مسلاا فرطلا \# هسفن نع ةلاصأ ١٠٠٧٠٥٦٨٤٧ ي دم ل ةيدوعس يزار ا عدمحم يدمحم هقتاع ل وم ١ هسفن نع ةلاصأ</w:t>
       </w:r>
     </w:p>
     <w:p>
@@ -117,7 +117,7 @@
           <w:b w:val="0"/>
           <w:i w:val="0"/>
         </w:rPr>
-        <w:t>- يحق للوكيل توكيل الغ - مراجعة جميع ا ات ذات العالقة وإ اء جميع اإلجراءات الالزمة والتوقيع فيما يتطلب ذلك - االستالم و ال سليم</w:t>
+        <w:t>ميلس لا و ملاتسلاا - كلذ بلطتي اميف عيقوتلاو ةمزلالا تاءارجلإا عيمج ءا إو ةقلاعلا تاذ تا ا عيمج ةعجارم - غلا ليكوت ليكولل قحي -</w:t>
       </w:r>
     </w:p>
     <w:p>
@@ -130,7 +130,7 @@
           <w:b w:val="0"/>
           <w:i w:val="0"/>
         </w:rPr>
-        <w:t>البنود :</w:t>
+        <w:t>: دونبلا</w:t>
       </w:r>
     </w:p>
     <w:p>
@@ -143,7 +143,7 @@
           <w:b w:val="0"/>
           <w:i w:val="0"/>
         </w:rPr>
-        <w:t>-طلب نقض ا كم لدى ا كمة العليا -لدى ا كمة العليا لدى ال ان الطبية الشرعية -لدى ال ان الطبية -لدى ال ان العمالية -لدى ان فض املنازعات املالية و ان سو ة املنازعات املصرفية لدى ان الفصل منازعات األوراق املالية - لدى النيابة العامة طلب رد االعتبار - إ اء ما يلزم ضور ا لسات جميع الدعاوى لدى جميع ا اكم -طلب تن القا -طلب اإلدخال والتداخل -طلب إحالة الدعوى -لدى ا اكم -لدى ا اكم اإلدار ة (ديوان املظالم) - واس بدال م - طلب تطبيق املادة 230من نظام املرافعات الشرعية - املطالبة ب نفيذ األح ام - قبول األح ام ونف ا - االع اض ع األح ام وطلب االست ناف - التماس إعادة النظر - ال م ش ع صكوك األح ام - إن ار ا طوط واألختام والتواقيع - طلب املنع من السفر ورفعه -مراجعة دوائر ا ز والتنفيذ - طلب ا ز والتنفيذ - طلب التحكيم - عي ن ا اء وا كم ن - الطعن بتقار ر ا اء وا كم ن ورد م املطالبة وإقامة الدعاوى - املرافعة و املدافعة - سماع الدعاوى والرد عل ا - اإلقرار - اإلن ار - طلب اليم ن ورده واالمتناع عنه - إحضار الش ود والب نات والطعن ف ا - اإلجابة وا رح والتعديل - الطعن بال و ر - املطالبات وا اكم</w:t>
+        <w:t>مكا او تابلاطلما - ر و لاب نعطلا - ليدعتلاو حر او ةباجلإا - ا ف نعطلاو تان بلاو دو شلا راضحإ - هنع عانتملااو هدرو ن ميلا بلط - را نلإا - رارقلإا - ا لع درلاو ىواعدلا عامس - ةعفادلما و ةعفارلما - ىواعدلا ةماقإو ةبلاطلما م درو ن مك او ءا ا ر راقتب نعطلا - ن مك او ءا ا ن يع - ميكحتلا بلط - ذيفنتلاو ز ا بلط - ذيفنتلاو ز ا رئاود ةعجارم- هعفرو رفسلا نم عنلما بلط - عيقاوتلاو ماتخلأاو طوط ا را نإ - ما حلأا كوكص ع ش م لا - رظنلا ةداعإ سامتلا - فان تسلاا بلطو ما حلأا ع ضا علاا - ا فنو ما حلأا لوبق - ما حلأا ذيفن ب ةبلاطلما - ةيعرشلا تاعفارلما ماظن نم230 ةدالما قيبطت بلط - م لادب ساو - (ملاظلما ناويد) ة رادلإا مكا ا ىدل- مكا ا ىدل- ىوعدلا ةلاحإ بلط- لخادتلاو لاخدلإا بلط- اقلا نت بلط- مكا ا عيمج ىدل ىواعدلا عيمج تاسل ا روض مزلي ام ءا إ - رابتعلاا در بلط ةماعلا ةباينلا ىدل - ةيلالما قارولأا تاعزانم لصفلا نا ىدل ةيفرصلما تاعزانلما ة وس نا و ةيلالما تاعزانلما ضف نا ىدل- ةيلامعلا نا لا ىدل- ةيبطلا نا لا ىدل- ةيعرشلا ةيبطلا نا لا ىدل ايلعلا ةمك ا ىدل- ايلعلا ةمك ا ىدل مك ا ضقن بلط-</w:t>
       </w:r>
     </w:p>
     <w:p>
@@ -156,7 +156,7 @@
           <w:b w:val="0"/>
           <w:i w:val="0"/>
         </w:rPr>
-        <w:t>تار خ إنـتـ ـاء الو الة : ١٤٤٦/٠٣/١٩ ـ | ٢٠٢٤/٠٩/٢٢م تار خ إصدار الو الة : ١٤٤٥/٠٣/١٩ ـ | ٢٠٢٣/١٠/٠٤م</w:t>
+        <w:t>م٢٠٢٣/١٠/٠٤ | ـ ١٤٤٥/٠٣/١٩ : ةلا ولا رادصإ خ رات م٢٠٢٤/٠٩/٢٢ | ـ ١٤٤٦/٠٣/١٩ : ةلا ولا ءاـ ـتـنإ خ رات</w:t>
       </w:r>
     </w:p>
     <w:p>
@@ -169,7 +169,7 @@
           <w:b w:val="0"/>
           <w:i w:val="0"/>
         </w:rPr>
-        <w:t>مصدر الو الة :خدمات الو االت اإللك ونية</w:t>
+        <w:t>ةينو كللإا تلاا ولا تامدخ: ةلا ولا ردصم</w:t>
       </w:r>
     </w:p>
     <w:p>
@@ -182,7 +182,7 @@
           <w:b w:val="0"/>
           <w:i w:val="0"/>
         </w:rPr>
-        <w:t>صدرت ذه الوثيقة من النظام اإللك و ي دمات التوثيق و مكن التحقق من ة الوثيقة ع ا دمات اإللك ونية لوزارة العدل</w:t>
+        <w:t>لدعلا ةرازول ةينو كللإا تامد ا ع ةقيثولا ة نم ققحتلا نكم و قيثوتلا تامد ي و كللإا ماظنلا نم ةقيثولا هذ تردص</w:t>
       </w:r>
     </w:p>
     <w:p>
@@ -195,7 +195,7 @@
           <w:b w:val="0"/>
           <w:i w:val="0"/>
         </w:rPr>
-        <w:t>حـالـة الو الة: من ية رقـ م الو الة: ٤٥١٥٣٧٧٦٦</w:t>
+        <w:t>٤٥١٥٣٧٧٦٦ :ةلا ولا م ـقر ةي نم :ةلا ولا ةـلاـح</w:t>
       </w:r>
     </w:p>
     <w:p>
@@ -208,7 +208,7 @@
           <w:b w:val="0"/>
           <w:i w:val="0"/>
         </w:rPr>
-        <w:t>وثيقة وكـالـةوزارة العدل اململكة العر ية السعودية</w:t>
+        <w:t>ةيدوعسلا ةي رعلا ةكلملما لدعلا ةرازوةـلاـكو ةقيثو</w:t>
       </w:r>
     </w:p>
     <w:sectPr>
